--- a/Javascript/map  và foreach .docx
+++ b/Javascript/map  và foreach .docx
@@ -1268,179 +1268,1690 @@
     <w:p>
       <w:pPr>
         <w:rPr>
-          <w:lang w:val="vi-VN"/>
-        </w:rPr>
-      </w:pPr>
-      <w:r>
-        <w:rPr>
-          <w:highlight w:val="yellow"/>
+          <w:highlight w:val="yellow"/>
+          <w:lang w:val="vi-VN"/>
+        </w:rPr>
+      </w:pPr>
+    </w:p>
+    <w:p>
+      <w:pPr>
+        <w:rPr>
+          <w:b/>
+          <w:bCs/>
+          <w:sz w:val="28"/>
+          <w:szCs w:val="28"/>
+          <w:highlight w:val="yellow"/>
+          <w:lang w:val="vi-VN"/>
+        </w:rPr>
+      </w:pPr>
+      <w:r>
+        <w:rPr>
+          <w:b/>
+          <w:bCs/>
+          <w:sz w:val="28"/>
+          <w:szCs w:val="28"/>
+          <w:highlight w:val="yellow"/>
+        </w:rPr>
+        <w:t xml:space="preserve">Định </w:t>
+      </w:r>
+      <w:proofErr w:type="spellStart"/>
+      <w:r>
+        <w:rPr>
+          <w:b/>
+          <w:bCs/>
+          <w:sz w:val="28"/>
+          <w:szCs w:val="28"/>
+          <w:highlight w:val="yellow"/>
+        </w:rPr>
+        <w:t>nghĩa</w:t>
+      </w:r>
+      <w:proofErr w:type="spellEnd"/>
+      <w:r>
+        <w:rPr>
+          <w:b/>
+          <w:bCs/>
+          <w:sz w:val="28"/>
+          <w:szCs w:val="28"/>
+          <w:highlight w:val="yellow"/>
+        </w:rPr>
+        <w:t xml:space="preserve"> </w:t>
+      </w:r>
+      <w:proofErr w:type="gramStart"/>
+      <w:r>
+        <w:rPr>
+          <w:b/>
+          <w:bCs/>
+          <w:sz w:val="28"/>
+          <w:szCs w:val="28"/>
+          <w:highlight w:val="yellow"/>
+        </w:rPr>
+        <w:t>filter(</w:t>
+      </w:r>
+      <w:proofErr w:type="gramEnd"/>
+      <w:r>
+        <w:rPr>
+          <w:b/>
+          <w:bCs/>
+          <w:sz w:val="28"/>
+          <w:szCs w:val="28"/>
+          <w:highlight w:val="yellow"/>
+        </w:rPr>
+        <w:t>)</w:t>
+      </w:r>
+    </w:p>
+    <w:p>
+      <w:pPr>
+        <w:rPr>
+          <w:highlight w:val="yellow"/>
+          <w:lang w:val="vi-VN"/>
+        </w:rPr>
+      </w:pPr>
+      <w:proofErr w:type="gramStart"/>
+      <w:r>
+        <w:rPr>
+          <w:b/>
+          <w:bCs/>
+          <w:highlight w:val="yellow"/>
+        </w:rPr>
+        <w:t>filter(</w:t>
+      </w:r>
+      <w:proofErr w:type="gramEnd"/>
+      <w:r>
+        <w:rPr>
+          <w:b/>
+          <w:bCs/>
+          <w:highlight w:val="yellow"/>
+        </w:rPr>
+        <w:t>)</w:t>
+      </w:r>
+      <w:r>
+        <w:rPr>
+          <w:highlight w:val="yellow"/>
+        </w:rPr>
+        <w:t xml:space="preserve"> </w:t>
+      </w:r>
+      <w:proofErr w:type="spellStart"/>
+      <w:r>
+        <w:rPr>
+          <w:highlight w:val="yellow"/>
+        </w:rPr>
+        <w:t>là</w:t>
+      </w:r>
+      <w:proofErr w:type="spellEnd"/>
+      <w:r>
+        <w:rPr>
+          <w:highlight w:val="yellow"/>
+        </w:rPr>
+        <w:t xml:space="preserve"> </w:t>
+      </w:r>
+      <w:proofErr w:type="spellStart"/>
+      <w:r>
+        <w:rPr>
+          <w:highlight w:val="yellow"/>
+        </w:rPr>
+        <w:t>một</w:t>
+      </w:r>
+      <w:proofErr w:type="spellEnd"/>
+      <w:r>
+        <w:rPr>
+          <w:highlight w:val="yellow"/>
+        </w:rPr>
+        <w:t xml:space="preserve"> </w:t>
+      </w:r>
+      <w:proofErr w:type="spellStart"/>
+      <w:r>
+        <w:rPr>
+          <w:b/>
+          <w:bCs/>
+          <w:highlight w:val="yellow"/>
+        </w:rPr>
+        <w:t>phương</w:t>
+      </w:r>
+      <w:proofErr w:type="spellEnd"/>
+      <w:r>
+        <w:rPr>
+          <w:b/>
+          <w:bCs/>
+          <w:highlight w:val="yellow"/>
+        </w:rPr>
+        <w:t xml:space="preserve"> </w:t>
+      </w:r>
+      <w:proofErr w:type="spellStart"/>
+      <w:r>
+        <w:rPr>
+          <w:b/>
+          <w:bCs/>
+          <w:highlight w:val="yellow"/>
+        </w:rPr>
+        <w:t>thức</w:t>
+      </w:r>
+      <w:proofErr w:type="spellEnd"/>
+      <w:r>
+        <w:rPr>
+          <w:b/>
+          <w:bCs/>
+          <w:highlight w:val="yellow"/>
+        </w:rPr>
+        <w:t xml:space="preserve"> </w:t>
+      </w:r>
+      <w:proofErr w:type="spellStart"/>
+      <w:r>
+        <w:rPr>
+          <w:b/>
+          <w:bCs/>
+          <w:highlight w:val="yellow"/>
+        </w:rPr>
+        <w:t>của</w:t>
+      </w:r>
+      <w:proofErr w:type="spellEnd"/>
+      <w:r>
+        <w:rPr>
+          <w:b/>
+          <w:bCs/>
+          <w:highlight w:val="yellow"/>
+        </w:rPr>
+        <w:t xml:space="preserve"> </w:t>
+      </w:r>
+      <w:proofErr w:type="spellStart"/>
+      <w:r>
+        <w:rPr>
+          <w:b/>
+          <w:bCs/>
+          <w:highlight w:val="yellow"/>
+        </w:rPr>
+        <w:t>mảng</w:t>
+      </w:r>
+      <w:proofErr w:type="spellEnd"/>
+      <w:r>
+        <w:rPr>
+          <w:b/>
+          <w:bCs/>
+          <w:highlight w:val="yellow"/>
+        </w:rPr>
+        <w:t xml:space="preserve"> </w:t>
+      </w:r>
+      <w:proofErr w:type="spellStart"/>
+      <w:r>
+        <w:rPr>
+          <w:b/>
+          <w:bCs/>
+          <w:highlight w:val="yellow"/>
+        </w:rPr>
+        <w:t>trong</w:t>
+      </w:r>
+      <w:proofErr w:type="spellEnd"/>
+      <w:r>
+        <w:rPr>
+          <w:b/>
+          <w:bCs/>
+          <w:highlight w:val="yellow"/>
+        </w:rPr>
+        <w:t xml:space="preserve"> JavaScript</w:t>
+      </w:r>
+      <w:r>
+        <w:rPr>
+          <w:highlight w:val="yellow"/>
+        </w:rPr>
+        <w:t>.</w:t>
+      </w:r>
+      <w:r>
+        <w:rPr>
+          <w:highlight w:val="yellow"/>
+        </w:rPr>
+        <w:br/>
+      </w:r>
+      <w:proofErr w:type="spellStart"/>
+      <w:r>
+        <w:rPr>
+          <w:highlight w:val="yellow"/>
+        </w:rPr>
+        <w:t>Nó</w:t>
+      </w:r>
+      <w:proofErr w:type="spellEnd"/>
+      <w:r>
+        <w:rPr>
+          <w:highlight w:val="yellow"/>
+        </w:rPr>
+        <w:t xml:space="preserve"> </w:t>
+      </w:r>
+      <w:proofErr w:type="spellStart"/>
+      <w:r>
+        <w:rPr>
+          <w:highlight w:val="yellow"/>
+        </w:rPr>
+        <w:t>được</w:t>
+      </w:r>
+      <w:proofErr w:type="spellEnd"/>
+      <w:r>
+        <w:rPr>
+          <w:highlight w:val="yellow"/>
+        </w:rPr>
+        <w:t xml:space="preserve"> </w:t>
+      </w:r>
+      <w:proofErr w:type="spellStart"/>
+      <w:r>
+        <w:rPr>
+          <w:highlight w:val="yellow"/>
+        </w:rPr>
+        <w:t>dùng</w:t>
+      </w:r>
+      <w:proofErr w:type="spellEnd"/>
+      <w:r>
+        <w:rPr>
+          <w:highlight w:val="yellow"/>
+        </w:rPr>
+        <w:t xml:space="preserve"> </w:t>
+      </w:r>
+      <w:proofErr w:type="spellStart"/>
+      <w:r>
+        <w:rPr>
+          <w:highlight w:val="yellow"/>
+        </w:rPr>
+        <w:t>để</w:t>
+      </w:r>
+      <w:proofErr w:type="spellEnd"/>
+      <w:r>
+        <w:rPr>
+          <w:highlight w:val="yellow"/>
+        </w:rPr>
+        <w:t xml:space="preserve"> </w:t>
+      </w:r>
+      <w:proofErr w:type="spellStart"/>
+      <w:r>
+        <w:rPr>
+          <w:b/>
+          <w:bCs/>
+          <w:highlight w:val="yellow"/>
+        </w:rPr>
+        <w:t>lọc</w:t>
+      </w:r>
+      <w:proofErr w:type="spellEnd"/>
+      <w:r>
+        <w:rPr>
+          <w:b/>
+          <w:bCs/>
+          <w:highlight w:val="yellow"/>
+        </w:rPr>
+        <w:t xml:space="preserve"> </w:t>
+      </w:r>
+      <w:proofErr w:type="spellStart"/>
+      <w:r>
+        <w:rPr>
+          <w:b/>
+          <w:bCs/>
+          <w:highlight w:val="yellow"/>
+        </w:rPr>
+        <w:t>các</w:t>
+      </w:r>
+      <w:proofErr w:type="spellEnd"/>
+      <w:r>
+        <w:rPr>
+          <w:b/>
+          <w:bCs/>
+          <w:highlight w:val="yellow"/>
+        </w:rPr>
+        <w:t xml:space="preserve"> </w:t>
+      </w:r>
+      <w:proofErr w:type="spellStart"/>
+      <w:r>
+        <w:rPr>
+          <w:b/>
+          <w:bCs/>
+          <w:highlight w:val="yellow"/>
+        </w:rPr>
+        <w:t>phần</w:t>
+      </w:r>
+      <w:proofErr w:type="spellEnd"/>
+      <w:r>
+        <w:rPr>
+          <w:b/>
+          <w:bCs/>
+          <w:highlight w:val="yellow"/>
+        </w:rPr>
+        <w:t xml:space="preserve"> </w:t>
+      </w:r>
+      <w:proofErr w:type="spellStart"/>
+      <w:r>
+        <w:rPr>
+          <w:b/>
+          <w:bCs/>
+          <w:highlight w:val="yellow"/>
+        </w:rPr>
+        <w:t>tử</w:t>
+      </w:r>
+      <w:proofErr w:type="spellEnd"/>
+      <w:r>
+        <w:rPr>
+          <w:b/>
+          <w:bCs/>
+          <w:highlight w:val="yellow"/>
+        </w:rPr>
+        <w:t xml:space="preserve"> </w:t>
+      </w:r>
+      <w:proofErr w:type="spellStart"/>
+      <w:r>
+        <w:rPr>
+          <w:b/>
+          <w:bCs/>
+          <w:highlight w:val="yellow"/>
+        </w:rPr>
+        <w:t>trong</w:t>
+      </w:r>
+      <w:proofErr w:type="spellEnd"/>
+      <w:r>
+        <w:rPr>
+          <w:b/>
+          <w:bCs/>
+          <w:highlight w:val="yellow"/>
+        </w:rPr>
+        <w:t xml:space="preserve"> </w:t>
+      </w:r>
+      <w:proofErr w:type="spellStart"/>
+      <w:r>
+        <w:rPr>
+          <w:b/>
+          <w:bCs/>
+          <w:highlight w:val="yellow"/>
+        </w:rPr>
+        <w:t>mảng</w:t>
+      </w:r>
+      <w:proofErr w:type="spellEnd"/>
+      <w:r>
+        <w:rPr>
+          <w:b/>
+          <w:bCs/>
+          <w:highlight w:val="yellow"/>
+        </w:rPr>
+        <w:t xml:space="preserve"> </w:t>
+      </w:r>
+      <w:proofErr w:type="spellStart"/>
+      <w:r>
+        <w:rPr>
+          <w:b/>
+          <w:bCs/>
+          <w:highlight w:val="yellow"/>
+        </w:rPr>
+        <w:t>dựa</w:t>
+      </w:r>
+      <w:proofErr w:type="spellEnd"/>
+      <w:r>
+        <w:rPr>
+          <w:b/>
+          <w:bCs/>
+          <w:highlight w:val="yellow"/>
+        </w:rPr>
+        <w:t xml:space="preserve"> </w:t>
+      </w:r>
+      <w:proofErr w:type="spellStart"/>
+      <w:r>
+        <w:rPr>
+          <w:b/>
+          <w:bCs/>
+          <w:highlight w:val="yellow"/>
+        </w:rPr>
+        <w:t>trên</w:t>
+      </w:r>
+      <w:proofErr w:type="spellEnd"/>
+      <w:r>
+        <w:rPr>
+          <w:b/>
+          <w:bCs/>
+          <w:highlight w:val="yellow"/>
+        </w:rPr>
+        <w:t xml:space="preserve"> </w:t>
+      </w:r>
+      <w:proofErr w:type="spellStart"/>
+      <w:r>
+        <w:rPr>
+          <w:b/>
+          <w:bCs/>
+          <w:highlight w:val="yellow"/>
+        </w:rPr>
+        <w:t>điều</w:t>
+      </w:r>
+      <w:proofErr w:type="spellEnd"/>
+      <w:r>
+        <w:rPr>
+          <w:b/>
+          <w:bCs/>
+          <w:highlight w:val="yellow"/>
+        </w:rPr>
+        <w:t xml:space="preserve"> </w:t>
+      </w:r>
+      <w:proofErr w:type="spellStart"/>
+      <w:r>
+        <w:rPr>
+          <w:b/>
+          <w:bCs/>
+          <w:highlight w:val="yellow"/>
+        </w:rPr>
+        <w:t>kiện</w:t>
+      </w:r>
+      <w:proofErr w:type="spellEnd"/>
+      <w:r>
+        <w:rPr>
+          <w:highlight w:val="yellow"/>
+        </w:rPr>
+        <w:t xml:space="preserve"> do </w:t>
+      </w:r>
+      <w:proofErr w:type="spellStart"/>
+      <w:r>
+        <w:rPr>
+          <w:highlight w:val="yellow"/>
+        </w:rPr>
+        <w:t>bạn</w:t>
+      </w:r>
+      <w:proofErr w:type="spellEnd"/>
+      <w:r>
+        <w:rPr>
+          <w:highlight w:val="yellow"/>
+        </w:rPr>
+        <w:t xml:space="preserve"> </w:t>
+      </w:r>
+      <w:proofErr w:type="spellStart"/>
+      <w:r>
+        <w:rPr>
+          <w:highlight w:val="yellow"/>
+        </w:rPr>
+        <w:t>chỉ</w:t>
+      </w:r>
+      <w:proofErr w:type="spellEnd"/>
+      <w:r>
+        <w:rPr>
+          <w:highlight w:val="yellow"/>
+        </w:rPr>
+        <w:t xml:space="preserve"> </w:t>
+      </w:r>
+      <w:proofErr w:type="spellStart"/>
+      <w:r>
+        <w:rPr>
+          <w:highlight w:val="yellow"/>
+        </w:rPr>
+        <w:t>định</w:t>
+      </w:r>
+      <w:proofErr w:type="spellEnd"/>
+      <w:r>
+        <w:rPr>
+          <w:highlight w:val="yellow"/>
+        </w:rPr>
+        <w:t xml:space="preserve">, </w:t>
+      </w:r>
+      <w:proofErr w:type="spellStart"/>
+      <w:r>
+        <w:rPr>
+          <w:highlight w:val="yellow"/>
+        </w:rPr>
+        <w:t>và</w:t>
+      </w:r>
+      <w:proofErr w:type="spellEnd"/>
+      <w:r>
+        <w:rPr>
+          <w:highlight w:val="yellow"/>
+        </w:rPr>
+        <w:t xml:space="preserve"> </w:t>
+      </w:r>
+      <w:proofErr w:type="spellStart"/>
+      <w:r>
+        <w:rPr>
+          <w:b/>
+          <w:bCs/>
+          <w:highlight w:val="yellow"/>
+        </w:rPr>
+        <w:t>trả</w:t>
+      </w:r>
+      <w:proofErr w:type="spellEnd"/>
+      <w:r>
+        <w:rPr>
+          <w:b/>
+          <w:bCs/>
+          <w:highlight w:val="yellow"/>
+        </w:rPr>
+        <w:t xml:space="preserve"> </w:t>
+      </w:r>
+      <w:proofErr w:type="spellStart"/>
+      <w:r>
+        <w:rPr>
+          <w:b/>
+          <w:bCs/>
+          <w:highlight w:val="yellow"/>
+        </w:rPr>
+        <w:t>về</w:t>
+      </w:r>
+      <w:proofErr w:type="spellEnd"/>
+      <w:r>
+        <w:rPr>
+          <w:b/>
+          <w:bCs/>
+          <w:highlight w:val="yellow"/>
+        </w:rPr>
+        <w:t xml:space="preserve"> </w:t>
+      </w:r>
+      <w:proofErr w:type="spellStart"/>
+      <w:r>
+        <w:rPr>
+          <w:b/>
+          <w:bCs/>
+          <w:highlight w:val="yellow"/>
+        </w:rPr>
+        <w:t>một</w:t>
+      </w:r>
+      <w:proofErr w:type="spellEnd"/>
+      <w:r>
+        <w:rPr>
+          <w:b/>
+          <w:bCs/>
+          <w:highlight w:val="yellow"/>
+        </w:rPr>
+        <w:t xml:space="preserve"> </w:t>
+      </w:r>
+      <w:proofErr w:type="spellStart"/>
+      <w:r>
+        <w:rPr>
+          <w:b/>
+          <w:bCs/>
+          <w:highlight w:val="yellow"/>
+        </w:rPr>
+        <w:t>mảng</w:t>
+      </w:r>
+      <w:proofErr w:type="spellEnd"/>
+      <w:r>
+        <w:rPr>
+          <w:b/>
+          <w:bCs/>
+          <w:highlight w:val="yellow"/>
+        </w:rPr>
+        <w:t xml:space="preserve"> </w:t>
+      </w:r>
+      <w:proofErr w:type="spellStart"/>
+      <w:r>
+        <w:rPr>
+          <w:b/>
+          <w:bCs/>
+          <w:highlight w:val="yellow"/>
+        </w:rPr>
+        <w:t>mới</w:t>
+      </w:r>
+      <w:proofErr w:type="spellEnd"/>
+      <w:r>
+        <w:rPr>
+          <w:highlight w:val="yellow"/>
+        </w:rPr>
+        <w:t xml:space="preserve"> </w:t>
+      </w:r>
+      <w:proofErr w:type="spellStart"/>
+      <w:r>
+        <w:rPr>
+          <w:highlight w:val="yellow"/>
+        </w:rPr>
+        <w:t>gồm</w:t>
+      </w:r>
+      <w:proofErr w:type="spellEnd"/>
+      <w:r>
+        <w:rPr>
+          <w:highlight w:val="yellow"/>
+        </w:rPr>
+        <w:t xml:space="preserve"> </w:t>
+      </w:r>
+      <w:proofErr w:type="spellStart"/>
+      <w:r>
+        <w:rPr>
+          <w:highlight w:val="yellow"/>
+        </w:rPr>
+        <w:t>những</w:t>
+      </w:r>
+      <w:proofErr w:type="spellEnd"/>
+      <w:r>
+        <w:rPr>
+          <w:highlight w:val="yellow"/>
+        </w:rPr>
+        <w:t xml:space="preserve"> </w:t>
+      </w:r>
+      <w:proofErr w:type="spellStart"/>
+      <w:r>
+        <w:rPr>
+          <w:highlight w:val="yellow"/>
+        </w:rPr>
+        <w:t>phần</w:t>
+      </w:r>
+      <w:proofErr w:type="spellEnd"/>
+      <w:r>
+        <w:rPr>
+          <w:highlight w:val="yellow"/>
+        </w:rPr>
+        <w:t xml:space="preserve"> </w:t>
+      </w:r>
+      <w:proofErr w:type="spellStart"/>
+      <w:r>
+        <w:rPr>
+          <w:highlight w:val="yellow"/>
+        </w:rPr>
+        <w:t>tử</w:t>
+      </w:r>
+      <w:proofErr w:type="spellEnd"/>
+      <w:r>
+        <w:rPr>
+          <w:highlight w:val="yellow"/>
+        </w:rPr>
+        <w:t xml:space="preserve"> </w:t>
+      </w:r>
+      <w:proofErr w:type="spellStart"/>
+      <w:r>
+        <w:rPr>
+          <w:highlight w:val="yellow"/>
+        </w:rPr>
+        <w:t>thỏa</w:t>
+      </w:r>
+      <w:proofErr w:type="spellEnd"/>
+      <w:r>
+        <w:rPr>
+          <w:highlight w:val="yellow"/>
+        </w:rPr>
+        <w:t xml:space="preserve"> </w:t>
+      </w:r>
+      <w:proofErr w:type="spellStart"/>
+      <w:r>
+        <w:rPr>
+          <w:highlight w:val="yellow"/>
+        </w:rPr>
+        <w:t>điều</w:t>
+      </w:r>
+      <w:proofErr w:type="spellEnd"/>
+      <w:r>
+        <w:rPr>
+          <w:highlight w:val="yellow"/>
+        </w:rPr>
+        <w:t xml:space="preserve"> </w:t>
+      </w:r>
+      <w:proofErr w:type="spellStart"/>
+      <w:r>
+        <w:rPr>
+          <w:highlight w:val="yellow"/>
+        </w:rPr>
+        <w:t>kiện</w:t>
+      </w:r>
+      <w:proofErr w:type="spellEnd"/>
+      <w:r>
+        <w:rPr>
+          <w:highlight w:val="yellow"/>
+        </w:rPr>
+        <w:t xml:space="preserve"> </w:t>
+      </w:r>
+      <w:proofErr w:type="spellStart"/>
+      <w:r>
+        <w:rPr>
+          <w:highlight w:val="yellow"/>
+        </w:rPr>
+        <w:t>đó</w:t>
+      </w:r>
+      <w:proofErr w:type="spellEnd"/>
+      <w:r>
+        <w:rPr>
+          <w:highlight w:val="yellow"/>
+        </w:rPr>
+        <w:t>.</w:t>
+      </w:r>
+    </w:p>
+    <w:p>
+      <w:pPr>
+        <w:rPr>
+          <w:highlight w:val="yellow"/>
+          <w:lang w:val="vi-VN"/>
+        </w:rPr>
+      </w:pPr>
+    </w:p>
+    <w:p>
+      <w:pPr>
+        <w:rPr>
+          <w:highlight w:val="yellow"/>
+        </w:rPr>
+      </w:pPr>
+      <w:r>
+        <w:rPr>
+          <w:highlight w:val="yellow"/>
+        </w:rPr>
+        <w:t xml:space="preserve"> </w:t>
+      </w:r>
+      <w:proofErr w:type="spellStart"/>
+      <w:r>
+        <w:rPr>
+          <w:b/>
+          <w:bCs/>
+          <w:highlight w:val="yellow"/>
+        </w:rPr>
+        <w:t>Đặc</w:t>
+      </w:r>
+      <w:proofErr w:type="spellEnd"/>
+      <w:r>
+        <w:rPr>
+          <w:b/>
+          <w:bCs/>
+          <w:highlight w:val="yellow"/>
+        </w:rPr>
+        <w:t xml:space="preserve"> </w:t>
+      </w:r>
+      <w:proofErr w:type="spellStart"/>
+      <w:r>
+        <w:rPr>
+          <w:b/>
+          <w:bCs/>
+          <w:highlight w:val="yellow"/>
+        </w:rPr>
+        <w:t>điểm</w:t>
+      </w:r>
+      <w:proofErr w:type="spellEnd"/>
+      <w:r>
+        <w:rPr>
+          <w:b/>
+          <w:bCs/>
+          <w:highlight w:val="yellow"/>
+        </w:rPr>
+        <w:t>:</w:t>
+      </w:r>
+    </w:p>
+    <w:p>
+      <w:pPr>
+        <w:numPr>
+          <w:ilvl w:val="0"/>
+          <w:numId w:val="1"/>
+        </w:numPr>
+        <w:rPr>
+          <w:highlight w:val="yellow"/>
+        </w:rPr>
+      </w:pPr>
+      <w:proofErr w:type="spellStart"/>
+      <w:r>
+        <w:rPr>
+          <w:highlight w:val="yellow"/>
+        </w:rPr>
+        <w:t>Không</w:t>
+      </w:r>
+      <w:proofErr w:type="spellEnd"/>
+      <w:r>
+        <w:rPr>
+          <w:highlight w:val="yellow"/>
+        </w:rPr>
+        <w:t xml:space="preserve"> </w:t>
+      </w:r>
+      <w:proofErr w:type="spellStart"/>
+      <w:r>
+        <w:rPr>
+          <w:highlight w:val="yellow"/>
+        </w:rPr>
+        <w:t>thay</w:t>
+      </w:r>
+      <w:proofErr w:type="spellEnd"/>
+      <w:r>
+        <w:rPr>
+          <w:highlight w:val="yellow"/>
+        </w:rPr>
+        <w:t xml:space="preserve"> </w:t>
+      </w:r>
+      <w:proofErr w:type="spellStart"/>
+      <w:r>
+        <w:rPr>
+          <w:highlight w:val="yellow"/>
+        </w:rPr>
+        <w:t>đổi</w:t>
+      </w:r>
+      <w:proofErr w:type="spellEnd"/>
+      <w:r>
+        <w:rPr>
+          <w:highlight w:val="yellow"/>
+        </w:rPr>
+        <w:t xml:space="preserve"> </w:t>
+      </w:r>
+      <w:proofErr w:type="spellStart"/>
+      <w:r>
+        <w:rPr>
+          <w:highlight w:val="yellow"/>
+        </w:rPr>
+        <w:t>mảng</w:t>
+      </w:r>
+      <w:proofErr w:type="spellEnd"/>
+      <w:r>
+        <w:rPr>
+          <w:highlight w:val="yellow"/>
+        </w:rPr>
+        <w:t xml:space="preserve"> </w:t>
+      </w:r>
+      <w:proofErr w:type="spellStart"/>
+      <w:r>
+        <w:rPr>
+          <w:highlight w:val="yellow"/>
+        </w:rPr>
+        <w:t>gốc</w:t>
+      </w:r>
+      <w:proofErr w:type="spellEnd"/>
+      <w:r>
+        <w:rPr>
+          <w:highlight w:val="yellow"/>
+        </w:rPr>
+        <w:t>.</w:t>
+      </w:r>
+    </w:p>
+    <w:p>
+      <w:pPr>
+        <w:numPr>
+          <w:ilvl w:val="0"/>
+          <w:numId w:val="1"/>
+        </w:numPr>
+        <w:rPr>
+          <w:highlight w:val="yellow"/>
+        </w:rPr>
+      </w:pPr>
+      <w:proofErr w:type="spellStart"/>
+      <w:r>
+        <w:rPr>
+          <w:highlight w:val="yellow"/>
+        </w:rPr>
+        <w:t>Luôn</w:t>
+      </w:r>
+      <w:proofErr w:type="spellEnd"/>
+      <w:r>
+        <w:rPr>
+          <w:highlight w:val="yellow"/>
+        </w:rPr>
+        <w:t xml:space="preserve"> </w:t>
+      </w:r>
+      <w:proofErr w:type="spellStart"/>
+      <w:r>
+        <w:rPr>
+          <w:highlight w:val="yellow"/>
+        </w:rPr>
+        <w:t>trả</w:t>
+      </w:r>
+      <w:proofErr w:type="spellEnd"/>
+      <w:r>
+        <w:rPr>
+          <w:highlight w:val="yellow"/>
+        </w:rPr>
+        <w:t xml:space="preserve"> </w:t>
+      </w:r>
+      <w:proofErr w:type="spellStart"/>
+      <w:r>
+        <w:rPr>
+          <w:highlight w:val="yellow"/>
+        </w:rPr>
+        <w:t>về</w:t>
+      </w:r>
+      <w:proofErr w:type="spellEnd"/>
+      <w:r>
+        <w:rPr>
+          <w:highlight w:val="yellow"/>
+        </w:rPr>
+        <w:t xml:space="preserve"> </w:t>
+      </w:r>
+      <w:proofErr w:type="spellStart"/>
+      <w:r>
+        <w:rPr>
+          <w:b/>
+          <w:bCs/>
+          <w:highlight w:val="yellow"/>
+        </w:rPr>
+        <w:t>một</w:t>
+      </w:r>
+      <w:proofErr w:type="spellEnd"/>
+      <w:r>
+        <w:rPr>
+          <w:b/>
+          <w:bCs/>
+          <w:highlight w:val="yellow"/>
+        </w:rPr>
+        <w:t xml:space="preserve"> </w:t>
+      </w:r>
+      <w:proofErr w:type="spellStart"/>
+      <w:r>
+        <w:rPr>
+          <w:b/>
+          <w:bCs/>
+          <w:highlight w:val="yellow"/>
+        </w:rPr>
+        <w:t>mảng</w:t>
+      </w:r>
+      <w:proofErr w:type="spellEnd"/>
+      <w:r>
+        <w:rPr>
+          <w:b/>
+          <w:bCs/>
+          <w:highlight w:val="yellow"/>
+        </w:rPr>
+        <w:t xml:space="preserve"> </w:t>
+      </w:r>
+      <w:proofErr w:type="spellStart"/>
+      <w:r>
+        <w:rPr>
+          <w:b/>
+          <w:bCs/>
+          <w:highlight w:val="yellow"/>
+        </w:rPr>
+        <w:t>mới</w:t>
+      </w:r>
+      <w:proofErr w:type="spellEnd"/>
+      <w:r>
+        <w:rPr>
+          <w:highlight w:val="yellow"/>
+        </w:rPr>
+        <w:t xml:space="preserve">, </w:t>
+      </w:r>
+      <w:proofErr w:type="spellStart"/>
+      <w:r>
+        <w:rPr>
+          <w:highlight w:val="yellow"/>
+        </w:rPr>
+        <w:t>kể</w:t>
+      </w:r>
+      <w:proofErr w:type="spellEnd"/>
+      <w:r>
+        <w:rPr>
+          <w:highlight w:val="yellow"/>
+        </w:rPr>
+        <w:t xml:space="preserve"> </w:t>
+      </w:r>
+      <w:proofErr w:type="spellStart"/>
+      <w:r>
+        <w:rPr>
+          <w:highlight w:val="yellow"/>
+        </w:rPr>
+        <w:t>cả</w:t>
+      </w:r>
+      <w:proofErr w:type="spellEnd"/>
+      <w:r>
+        <w:rPr>
+          <w:highlight w:val="yellow"/>
+        </w:rPr>
+        <w:t xml:space="preserve"> </w:t>
+      </w:r>
+      <w:proofErr w:type="spellStart"/>
+      <w:r>
+        <w:rPr>
+          <w:highlight w:val="yellow"/>
+        </w:rPr>
+        <w:t>khi</w:t>
+      </w:r>
+      <w:proofErr w:type="spellEnd"/>
+      <w:r>
+        <w:rPr>
+          <w:highlight w:val="yellow"/>
+        </w:rPr>
+        <w:t xml:space="preserve"> </w:t>
+      </w:r>
+      <w:proofErr w:type="spellStart"/>
+      <w:r>
+        <w:rPr>
+          <w:highlight w:val="yellow"/>
+        </w:rPr>
+        <w:t>không</w:t>
+      </w:r>
+      <w:proofErr w:type="spellEnd"/>
+      <w:r>
+        <w:rPr>
+          <w:highlight w:val="yellow"/>
+        </w:rPr>
+        <w:t xml:space="preserve"> </w:t>
+      </w:r>
+      <w:proofErr w:type="spellStart"/>
+      <w:r>
+        <w:rPr>
+          <w:highlight w:val="yellow"/>
+        </w:rPr>
+        <w:t>có</w:t>
+      </w:r>
+      <w:proofErr w:type="spellEnd"/>
+      <w:r>
+        <w:rPr>
+          <w:highlight w:val="yellow"/>
+        </w:rPr>
+        <w:t xml:space="preserve"> </w:t>
+      </w:r>
+      <w:proofErr w:type="spellStart"/>
+      <w:r>
+        <w:rPr>
+          <w:highlight w:val="yellow"/>
+        </w:rPr>
+        <w:t>phần</w:t>
+      </w:r>
+      <w:proofErr w:type="spellEnd"/>
+      <w:r>
+        <w:rPr>
+          <w:highlight w:val="yellow"/>
+        </w:rPr>
+        <w:t xml:space="preserve"> </w:t>
+      </w:r>
+      <w:proofErr w:type="spellStart"/>
+      <w:r>
+        <w:rPr>
+          <w:highlight w:val="yellow"/>
+        </w:rPr>
+        <w:t>tử</w:t>
+      </w:r>
+      <w:proofErr w:type="spellEnd"/>
+      <w:r>
+        <w:rPr>
+          <w:highlight w:val="yellow"/>
+        </w:rPr>
+        <w:t xml:space="preserve"> </w:t>
+      </w:r>
+      <w:proofErr w:type="spellStart"/>
+      <w:r>
+        <w:rPr>
+          <w:highlight w:val="yellow"/>
+        </w:rPr>
+        <w:t>nào</w:t>
+      </w:r>
+      <w:proofErr w:type="spellEnd"/>
+      <w:r>
+        <w:rPr>
+          <w:highlight w:val="yellow"/>
+        </w:rPr>
+        <w:t xml:space="preserve"> </w:t>
+      </w:r>
+      <w:proofErr w:type="spellStart"/>
+      <w:r>
+        <w:rPr>
+          <w:highlight w:val="yellow"/>
+        </w:rPr>
+        <w:t>thỏa</w:t>
+      </w:r>
+      <w:proofErr w:type="spellEnd"/>
+      <w:r>
+        <w:rPr>
+          <w:highlight w:val="yellow"/>
+        </w:rPr>
+        <w:t xml:space="preserve"> </w:t>
+      </w:r>
+      <w:proofErr w:type="spellStart"/>
+      <w:r>
+        <w:rPr>
+          <w:highlight w:val="yellow"/>
+        </w:rPr>
+        <w:t>điều</w:t>
+      </w:r>
+      <w:proofErr w:type="spellEnd"/>
+      <w:r>
+        <w:rPr>
+          <w:highlight w:val="yellow"/>
+        </w:rPr>
+        <w:t xml:space="preserve"> </w:t>
+      </w:r>
+      <w:proofErr w:type="spellStart"/>
+      <w:r>
+        <w:rPr>
+          <w:highlight w:val="yellow"/>
+        </w:rPr>
+        <w:t>kiện</w:t>
+      </w:r>
+      <w:proofErr w:type="spellEnd"/>
+      <w:r>
+        <w:rPr>
+          <w:highlight w:val="yellow"/>
+        </w:rPr>
+        <w:t xml:space="preserve"> ([]).</w:t>
+      </w:r>
+    </w:p>
+    <w:p>
+      <w:pPr>
+        <w:numPr>
+          <w:ilvl w:val="0"/>
+          <w:numId w:val="1"/>
+        </w:numPr>
+        <w:rPr>
+          <w:highlight w:val="yellow"/>
+        </w:rPr>
+      </w:pPr>
+      <w:proofErr w:type="spellStart"/>
+      <w:r>
+        <w:rPr>
+          <w:highlight w:val="yellow"/>
+        </w:rPr>
+        <w:t>Điều</w:t>
+      </w:r>
+      <w:proofErr w:type="spellEnd"/>
+      <w:r>
+        <w:rPr>
+          <w:highlight w:val="yellow"/>
+        </w:rPr>
+        <w:t xml:space="preserve"> </w:t>
+      </w:r>
+      <w:proofErr w:type="spellStart"/>
+      <w:r>
+        <w:rPr>
+          <w:highlight w:val="yellow"/>
+        </w:rPr>
+        <w:t>kiện</w:t>
+      </w:r>
+      <w:proofErr w:type="spellEnd"/>
+      <w:r>
+        <w:rPr>
+          <w:highlight w:val="yellow"/>
+        </w:rPr>
+        <w:t xml:space="preserve"> </w:t>
+      </w:r>
+      <w:proofErr w:type="spellStart"/>
+      <w:r>
+        <w:rPr>
+          <w:highlight w:val="yellow"/>
+        </w:rPr>
+        <w:t>được</w:t>
+      </w:r>
+      <w:proofErr w:type="spellEnd"/>
+      <w:r>
+        <w:rPr>
+          <w:highlight w:val="yellow"/>
+        </w:rPr>
+        <w:t xml:space="preserve"> </w:t>
+      </w:r>
+      <w:proofErr w:type="spellStart"/>
+      <w:r>
+        <w:rPr>
+          <w:highlight w:val="yellow"/>
+        </w:rPr>
+        <w:t>định</w:t>
+      </w:r>
+      <w:proofErr w:type="spellEnd"/>
+      <w:r>
+        <w:rPr>
+          <w:highlight w:val="yellow"/>
+        </w:rPr>
+        <w:t xml:space="preserve"> </w:t>
+      </w:r>
+      <w:proofErr w:type="spellStart"/>
+      <w:r>
+        <w:rPr>
+          <w:highlight w:val="yellow"/>
+        </w:rPr>
+        <w:t>nghĩa</w:t>
+      </w:r>
+      <w:proofErr w:type="spellEnd"/>
+      <w:r>
+        <w:rPr>
+          <w:highlight w:val="yellow"/>
+        </w:rPr>
+        <w:t xml:space="preserve"> </w:t>
+      </w:r>
+      <w:proofErr w:type="spellStart"/>
+      <w:r>
+        <w:rPr>
+          <w:highlight w:val="yellow"/>
+        </w:rPr>
+        <w:t>trong</w:t>
+      </w:r>
+      <w:proofErr w:type="spellEnd"/>
+      <w:r>
+        <w:rPr>
+          <w:highlight w:val="yellow"/>
+        </w:rPr>
+        <w:t xml:space="preserve"> </w:t>
+      </w:r>
+      <w:r>
+        <w:rPr>
+          <w:b/>
+          <w:bCs/>
+          <w:highlight w:val="yellow"/>
+        </w:rPr>
+        <w:t>callback function</w:t>
+      </w:r>
+      <w:r>
+        <w:rPr>
+          <w:highlight w:val="yellow"/>
+        </w:rPr>
+        <w:t>.</w:t>
+      </w:r>
+    </w:p>
+    <w:p>
+      <w:pPr>
+        <w:rPr>
+          <w:highlight w:val="yellow"/>
+          <w:lang w:val="vi-VN"/>
+        </w:rPr>
+      </w:pPr>
+    </w:p>
+    <w:p>
+      <w:pPr>
+        <w:rPr>
+          <w:highlight w:val="yellow"/>
+          <w:lang w:val="vi-VN"/>
+        </w:rPr>
+      </w:pPr>
+    </w:p>
+    <w:p>
+      <w:pPr>
+        <w:rPr>
+          <w:highlight w:val="yellow"/>
+          <w:lang w:val="vi-VN"/>
+        </w:rPr>
+      </w:pPr>
+    </w:p>
+    <w:p>
+      <w:pPr>
+        <w:rPr>
+          <w:lang w:val="vi-VN"/>
+        </w:rPr>
+      </w:pPr>
+      <w:r>
+        <w:rPr>
+          <w:lang w:val="vi-VN"/>
+        </w:rPr>
+        <w:t xml:space="preserve">let numbers = [2,,3,4,,5,10,5];  </w:t>
+      </w:r>
+      <w:r>
+        <w:rPr>
+          <w:highlight w:val="green"/>
+          <w:lang w:val="vi-VN"/>
+        </w:rPr>
+        <w:t>// mảng có vài phần tử undefined</w:t>
+      </w:r>
+    </w:p>
+    <w:p>
+      <w:pPr>
+        <w:rPr>
+          <w:lang w:val="vi-VN"/>
+        </w:rPr>
+      </w:pPr>
+      <w:r>
+        <w:rPr>
+          <w:lang w:val="vi-VN"/>
+        </w:rPr>
+        <w:t>let filtered = numbers.filter(n =&gt; {</w:t>
+      </w:r>
+    </w:p>
+    <w:p>
+      <w:pPr>
+        <w:rPr>
+          <w:lang w:val="vi-VN"/>
+        </w:rPr>
+      </w:pPr>
+      <w:r>
+        <w:rPr>
+          <w:lang w:val="vi-VN"/>
+        </w:rPr>
+        <w:t xml:space="preserve">    return n &gt; 3;  </w:t>
+      </w:r>
+      <w:r>
+        <w:rPr>
+          <w:highlight w:val="green"/>
+          <w:lang w:val="vi-VN"/>
+        </w:rPr>
+        <w:t>// điều kiện: lớn hơn 3</w:t>
+      </w:r>
+    </w:p>
+    <w:p>
+      <w:pPr>
+        <w:rPr>
+          <w:lang w:val="vi-VN"/>
+        </w:rPr>
+      </w:pPr>
+      <w:r>
+        <w:rPr>
+          <w:lang w:val="vi-VN"/>
+        </w:rPr>
+        <w:t>});</w:t>
+      </w:r>
+    </w:p>
+    <w:p>
+      <w:pPr>
+        <w:rPr>
+          <w:highlight w:val="yellow"/>
+          <w:lang w:val="vi-VN"/>
+        </w:rPr>
+      </w:pPr>
+      <w:r>
+        <w:rPr>
+          <w:lang w:val="vi-VN"/>
+        </w:rPr>
+        <w:t xml:space="preserve">console.log(filtered); </w:t>
+      </w:r>
+      <w:r>
+        <w:rPr>
+          <w:highlight w:val="green"/>
+          <w:lang w:val="vi-VN"/>
+        </w:rPr>
+        <w:t>// [4, 5, 10, 5]</w:t>
+      </w:r>
+    </w:p>
+    <w:p>
+      <w:pPr>
+        <w:rPr>
+          <w:highlight w:val="yellow"/>
+          <w:lang w:val="vi-VN"/>
+        </w:rPr>
+      </w:pPr>
+    </w:p>
+    <w:p>
+      <w:pPr>
+        <w:rPr>
+          <w:highlight w:val="yellow"/>
+          <w:lang w:val="vi-VN"/>
+        </w:rPr>
+      </w:pPr>
+    </w:p>
+    <w:p>
+      <w:pPr>
+        <w:rPr>
+          <w:highlight w:val="yellow"/>
+          <w:lang w:val="vi-VN"/>
+        </w:rPr>
+      </w:pPr>
+    </w:p>
+    <w:p>
+      <w:pPr>
+        <w:rPr>
+          <w:highlight w:val="yellow"/>
+          <w:lang w:val="vi-VN"/>
+        </w:rPr>
+      </w:pPr>
+    </w:p>
+    <w:p>
+      <w:pPr>
+        <w:rPr>
+          <w:highlight w:val="yellow"/>
+          <w:lang w:val="vi-VN"/>
+        </w:rPr>
+      </w:pPr>
+    </w:p>
+    <w:p>
+      <w:pPr>
+        <w:rPr>
+          <w:highlight w:val="yellow"/>
+          <w:lang w:val="vi-VN"/>
+        </w:rPr>
+      </w:pPr>
+    </w:p>
+    <w:p>
+      <w:pPr>
+        <w:rPr>
+          <w:highlight w:val="yellow"/>
+          <w:lang w:val="vi-VN"/>
+        </w:rPr>
+      </w:pPr>
+    </w:p>
+    <w:p>
+      <w:pPr>
+        <w:rPr>
+          <w:highlight w:val="yellow"/>
+          <w:lang w:val="vi-VN"/>
+        </w:rPr>
+      </w:pPr>
+    </w:p>
+    <w:p>
+      <w:pPr>
+        <w:rPr>
+          <w:highlight w:val="yellow"/>
+          <w:lang w:val="vi-VN"/>
+        </w:rPr>
+      </w:pPr>
+    </w:p>
+    <w:p>
+      <w:pPr>
+        <w:rPr>
+          <w:highlight w:val="yellow"/>
+          <w:lang w:val="vi-VN"/>
+        </w:rPr>
+      </w:pPr>
+    </w:p>
+    <w:p>
+      <w:pPr>
+        <w:rPr>
+          <w:highlight w:val="yellow"/>
+          <w:lang w:val="vi-VN"/>
+        </w:rPr>
+      </w:pPr>
+    </w:p>
+    <w:p>
+      <w:pPr>
+        <w:rPr>
+          <w:highlight w:val="yellow"/>
+          <w:lang w:val="vi-VN"/>
+        </w:rPr>
+      </w:pPr>
+    </w:p>
+    <w:p>
+      <w:pPr>
+        <w:rPr>
+          <w:highlight w:val="yellow"/>
+          <w:lang w:val="vi-VN"/>
+        </w:rPr>
+      </w:pPr>
+    </w:p>
+    <w:p>
+      <w:pPr>
+        <w:rPr>
+          <w:highlight w:val="yellow"/>
+          <w:lang w:val="vi-VN"/>
+        </w:rPr>
+      </w:pPr>
+    </w:p>
+    <w:p>
+      <w:pPr>
+        <w:rPr>
+          <w:highlight w:val="yellow"/>
+          <w:lang w:val="vi-VN"/>
+        </w:rPr>
+      </w:pPr>
+    </w:p>
+    <w:p>
+      <w:pPr>
+        <w:rPr>
+          <w:highlight w:val="yellow"/>
+          <w:lang w:val="vi-VN"/>
+        </w:rPr>
+      </w:pPr>
+    </w:p>
+    <w:p>
+      <w:pPr>
+        <w:rPr>
+          <w:highlight w:val="yellow"/>
+          <w:lang w:val="vi-VN"/>
+        </w:rPr>
+      </w:pPr>
+    </w:p>
+    <w:p>
+      <w:pPr>
+        <w:rPr>
+          <w:highlight w:val="yellow"/>
+          <w:lang w:val="vi-VN"/>
+        </w:rPr>
+      </w:pPr>
+    </w:p>
+    <w:p>
+      <w:pPr>
+        <w:rPr>
+          <w:highlight w:val="yellow"/>
+          <w:lang w:val="vi-VN"/>
+        </w:rPr>
+      </w:pPr>
+    </w:p>
+    <w:p>
+      <w:pPr>
+        <w:rPr>
+          <w:highlight w:val="yellow"/>
+          <w:lang w:val="vi-VN"/>
+        </w:rPr>
+      </w:pPr>
+    </w:p>
+    <w:p>
+      <w:pPr>
+        <w:rPr>
+          <w:highlight w:val="yellow"/>
+          <w:lang w:val="vi-VN"/>
+        </w:rPr>
+      </w:pPr>
+    </w:p>
+    <w:p>
+      <w:pPr>
+        <w:rPr>
+          <w:lang w:val="vi-VN"/>
+        </w:rPr>
+      </w:pPr>
+      <w:r>
+        <w:rPr>
+          <w:highlight w:val="yellow"/>
+          <w:lang w:val="vi-VN"/>
+        </w:rPr>
+        <w:t>Foreach    :   dùng để duyệt qua từng phần tử trong  mảng</w:t>
+      </w:r>
+      <w:r>
+        <w:rPr>
+          <w:lang w:val="vi-VN"/>
+        </w:rPr>
+        <w:t xml:space="preserve">  </w:t>
+      </w:r>
+    </w:p>
+    <w:p>
+      <w:pPr>
+        <w:rPr>
+          <w:lang w:val="vi-VN"/>
+        </w:rPr>
+      </w:pPr>
+    </w:p>
+    <w:p>
+      <w:pPr>
+        <w:rPr>
+          <w:lang w:val="vi-VN"/>
+        </w:rPr>
+      </w:pPr>
+      <w:r>
+        <w:rPr>
+          <w:lang w:val="vi-VN"/>
+        </w:rPr>
+        <w:t>const users = [</w:t>
+      </w:r>
+    </w:p>
+    <w:p>
+      <w:pPr>
+        <w:rPr>
+          <w:lang w:val="vi-VN"/>
+        </w:rPr>
+      </w:pPr>
+      <w:r>
+        <w:rPr>
+          <w:lang w:val="vi-VN"/>
+        </w:rPr>
+        <w:t xml:space="preserve">  { id: 1, name: "A" },</w:t>
+      </w:r>
+    </w:p>
+    <w:p>
+      <w:pPr>
+        <w:rPr>
+          <w:lang w:val="vi-VN"/>
+        </w:rPr>
+      </w:pPr>
+      <w:r>
+        <w:rPr>
+          <w:lang w:val="vi-VN"/>
+        </w:rPr>
+        <w:t xml:space="preserve">  { id: 2, name: "B" }</w:t>
+      </w:r>
+    </w:p>
+    <w:p>
+      <w:pPr>
+        <w:rPr>
+          <w:lang w:val="vi-VN"/>
+        </w:rPr>
+      </w:pPr>
+      <w:r>
+        <w:rPr>
+          <w:lang w:val="vi-VN"/>
+        </w:rPr>
+        <w:t>];</w:t>
+      </w:r>
+    </w:p>
+    <w:p>
+      <w:pPr>
+        <w:rPr>
+          <w:lang w:val="vi-VN"/>
+        </w:rPr>
+      </w:pPr>
+    </w:p>
+    <w:p>
+      <w:pPr>
+        <w:rPr>
+          <w:lang w:val="vi-VN"/>
+        </w:rPr>
+      </w:pPr>
+      <w:r>
+        <w:rPr>
+          <w:lang w:val="vi-VN"/>
+        </w:rPr>
+        <w:t>users.forEach(u =&gt; {</w:t>
+      </w:r>
+    </w:p>
+    <w:p>
+      <w:pPr>
+        <w:rPr>
+          <w:lang w:val="vi-VN"/>
+        </w:rPr>
+      </w:pPr>
+      <w:r>
+        <w:rPr>
+          <w:lang w:val="vi-VN"/>
+        </w:rPr>
+        <w:t xml:space="preserve">  console.log("Id:", u.id, "- Name:", u.name);</w:t>
+      </w:r>
+    </w:p>
+    <w:p>
+      <w:pPr>
+        <w:rPr>
+          <w:lang w:val="vi-VN"/>
+        </w:rPr>
+      </w:pPr>
+      <w:r>
+        <w:rPr>
+          <w:lang w:val="vi-VN"/>
+        </w:rPr>
+        <w:t>});</w:t>
+      </w:r>
+    </w:p>
+    <w:p>
+      <w:pPr>
+        <w:rPr>
+          <w:lang w:val="vi-VN"/>
+        </w:rPr>
+      </w:pPr>
+    </w:p>
+    <w:p>
+      <w:pPr>
+        <w:rPr>
+          <w:lang w:val="vi-VN"/>
+        </w:rPr>
+      </w:pPr>
+      <w:r>
+        <w:rPr>
+          <w:highlight w:val="green"/>
+          <w:lang w:val="vi-VN"/>
+        </w:rPr>
+        <w:t>Kết quả  :</w:t>
+      </w:r>
+      <w:r>
+        <w:rPr>
+          <w:lang w:val="vi-VN"/>
+        </w:rPr>
+        <w:t xml:space="preserve">  </w:t>
+      </w:r>
+    </w:p>
+    <w:p>
+      <w:pPr>
+        <w:rPr>
+          <w:lang w:val="vi-VN"/>
+        </w:rPr>
+      </w:pPr>
+      <w:r>
+        <w:rPr>
+          <w:lang w:val="vi-VN"/>
+        </w:rPr>
+        <w:t>Id: 1 - Name: A</w:t>
+      </w:r>
+    </w:p>
+    <w:p>
+      <w:pPr>
+        <w:rPr>
+          <w:lang w:val="vi-VN"/>
+        </w:rPr>
+      </w:pPr>
+      <w:r>
+        <w:rPr>
           <w:lang w:val="vi-VN"/>
         </w:rPr>
         <w:lastRenderedPageBreak/>
-        <w:t>Foreach    :   dùng để duyệt qua từng phần tử trong  mảng</w:t>
-      </w:r>
-      <w:r>
-        <w:rPr>
-          <w:lang w:val="vi-VN"/>
-        </w:rPr>
-        <w:t xml:space="preserve">  </w:t>
-      </w:r>
-    </w:p>
-    <w:p>
-      <w:pPr>
-        <w:rPr>
-          <w:lang w:val="vi-VN"/>
-        </w:rPr>
-      </w:pPr>
-    </w:p>
-    <w:p>
-      <w:pPr>
-        <w:rPr>
-          <w:lang w:val="vi-VN"/>
-        </w:rPr>
-      </w:pPr>
-      <w:r>
-        <w:rPr>
-          <w:lang w:val="vi-VN"/>
-        </w:rPr>
-        <w:t>const users = [</w:t>
-      </w:r>
-    </w:p>
-    <w:p>
-      <w:pPr>
-        <w:rPr>
-          <w:lang w:val="vi-VN"/>
-        </w:rPr>
-      </w:pPr>
-      <w:r>
-        <w:rPr>
-          <w:lang w:val="vi-VN"/>
-        </w:rPr>
-        <w:t xml:space="preserve">  { id: 1, name: "A" },</w:t>
-      </w:r>
-    </w:p>
-    <w:p>
-      <w:pPr>
-        <w:rPr>
-          <w:lang w:val="vi-VN"/>
-        </w:rPr>
-      </w:pPr>
-      <w:r>
-        <w:rPr>
-          <w:lang w:val="vi-VN"/>
-        </w:rPr>
-        <w:t xml:space="preserve">  { id: 2, name: "B" }</w:t>
-      </w:r>
-    </w:p>
-    <w:p>
-      <w:pPr>
-        <w:rPr>
-          <w:lang w:val="vi-VN"/>
-        </w:rPr>
-      </w:pPr>
-      <w:r>
-        <w:rPr>
-          <w:lang w:val="vi-VN"/>
-        </w:rPr>
-        <w:t>];</w:t>
-      </w:r>
-    </w:p>
-    <w:p>
-      <w:pPr>
-        <w:rPr>
-          <w:lang w:val="vi-VN"/>
-        </w:rPr>
-      </w:pPr>
-    </w:p>
-    <w:p>
-      <w:pPr>
-        <w:rPr>
-          <w:lang w:val="vi-VN"/>
-        </w:rPr>
-      </w:pPr>
-      <w:r>
-        <w:rPr>
-          <w:lang w:val="vi-VN"/>
-        </w:rPr>
-        <w:t>users.forEach(u =&gt; {</w:t>
-      </w:r>
-    </w:p>
-    <w:p>
-      <w:pPr>
-        <w:rPr>
-          <w:lang w:val="vi-VN"/>
-        </w:rPr>
-      </w:pPr>
-      <w:r>
-        <w:rPr>
-          <w:lang w:val="vi-VN"/>
-        </w:rPr>
-        <w:t xml:space="preserve">  console.log("Id:", u.id, "- Name:", u.name);</w:t>
-      </w:r>
-    </w:p>
-    <w:p>
-      <w:pPr>
-        <w:rPr>
-          <w:lang w:val="vi-VN"/>
-        </w:rPr>
-      </w:pPr>
-      <w:r>
-        <w:rPr>
-          <w:lang w:val="vi-VN"/>
-        </w:rPr>
-        <w:t>});</w:t>
-      </w:r>
-    </w:p>
-    <w:p>
-      <w:pPr>
-        <w:rPr>
-          <w:lang w:val="vi-VN"/>
-        </w:rPr>
-      </w:pPr>
-    </w:p>
-    <w:p>
-      <w:pPr>
-        <w:rPr>
-          <w:lang w:val="vi-VN"/>
-        </w:rPr>
-      </w:pPr>
-      <w:r>
-        <w:rPr>
-          <w:highlight w:val="green"/>
-          <w:lang w:val="vi-VN"/>
-        </w:rPr>
-        <w:t>Kết quả  :</w:t>
-      </w:r>
-      <w:r>
-        <w:rPr>
-          <w:lang w:val="vi-VN"/>
-        </w:rPr>
-        <w:t xml:space="preserve">  </w:t>
-      </w:r>
-    </w:p>
-    <w:p>
-      <w:pPr>
-        <w:rPr>
-          <w:lang w:val="vi-VN"/>
-        </w:rPr>
-      </w:pPr>
-      <w:r>
-        <w:rPr>
-          <w:lang w:val="vi-VN"/>
-        </w:rPr>
-        <w:t>Id: 1 - Name: A</w:t>
-      </w:r>
-    </w:p>
-    <w:p>
-      <w:pPr>
-        <w:rPr>
-          <w:lang w:val="vi-VN"/>
-        </w:rPr>
-      </w:pPr>
-      <w:r>
-        <w:rPr>
-          <w:lang w:val="vi-VN"/>
-        </w:rPr>
         <w:t>Id: 2 - Name: B</w:t>
       </w:r>
     </w:p>
@@ -1576,6 +3087,163 @@
     </w:sectPr>
   </w:body>
 </w:document>
+</file>
+
+<file path=word/numbering.xml><?xml version="1.0" encoding="utf-8"?>
+<w:numbering xmlns:wpc="http://schemas.microsoft.com/office/word/2010/wordprocessingCanvas" xmlns:cx="http://schemas.microsoft.com/office/drawing/2014/chartex" xmlns:cx1="http://schemas.microsoft.com/office/drawing/2015/9/8/chartex" xmlns:cx2="http://schemas.microsoft.com/office/drawing/2015/10/21/chartex" xmlns:cx3="http://schemas.microsoft.com/office/drawing/2016/5/9/chartex" xmlns:cx4="http://schemas.microsoft.com/office/drawing/2016/5/10/chartex" xmlns:cx5="http://schemas.microsoft.com/office/drawing/2016/5/11/chartex" xmlns:cx6="http://schemas.microsoft.com/office/drawing/2016/5/12/chartex" xmlns:cx7="http://schemas.microsoft.com/office/drawing/2016/5/13/chartex" xmlns:cx8="http://schemas.microsoft.com/office/drawing/2016/5/14/chartex" xmlns:mc="http://schemas.openxmlformats.org/markup-compatibility/2006" xmlns:aink="http://schemas.microsoft.com/office/drawing/2016/ink" xmlns:am3d="http://schemas.microsoft.com/office/drawing/2017/model3d" xmlns:o="urn:schemas-microsoft-com:office:office" xmlns:oel="http://schemas.microsoft.com/office/2019/extlst" xmlns:r="http://schemas.openxmlformats.org/officeDocument/2006/relationships" xmlns:m="http://schemas.openxmlformats.org/officeDocument/2006/math" xmlns:v="urn:schemas-microsoft-com:vml" xmlns:wp14="http://schemas.microsoft.com/office/word/2010/wordprocessingDrawing" xmlns:wp="http://schemas.openxmlformats.org/drawingml/2006/wordprocessingDrawing" xmlns:w10="urn:schemas-microsoft-com:office:word" xmlns:w="http://schemas.openxmlformats.org/wordprocessingml/2006/main" xmlns:w14="http://schemas.microsoft.com/office/word/2010/wordml" xmlns:w15="http://schemas.microsoft.com/office/word/2012/wordml" xmlns:w16cex="http://schemas.microsoft.com/office/word/2018/wordml/cex" xmlns:w16cid="http://schemas.microsoft.com/office/word/2016/wordml/cid" xmlns:w16="http://schemas.microsoft.com/office/word/2018/wordml" xmlns:w16du="http://schemas.microsoft.com/office/word/2023/wordml/word16du" xmlns:w16sdtdh="http://schemas.microsoft.com/office/word/2020/wordml/sdtdatahash" xmlns:w16sdtfl="http://schemas.microsoft.com/office/word/2024/wordml/sdtformatlock" xmlns:w16se="http://schemas.microsoft.com/office/word/2015/wordml/symex" xmlns:wpg="http://schemas.microsoft.com/office/word/2010/wordprocessingGroup" xmlns:wpi="http://schemas.microsoft.com/office/word/2010/wordprocessingInk" xmlns:wne="http://schemas.microsoft.com/office/word/2006/wordml" xmlns:wps="http://schemas.microsoft.com/office/word/2010/wordprocessingShape" mc:Ignorable="w14 w15 w16se w16cid w16 w16cex w16sdtdh w16sdtfl w16du wp14">
+  <w:abstractNum w:abstractNumId="0" w15:restartNumberingAfterBreak="0">
+    <w:nsid w:val="46F859F8"/>
+    <w:multiLevelType w:val="multilevel"/>
+    <w:tmpl w:val="6AE4404C"/>
+    <w:lvl w:ilvl="0">
+      <w:start w:val="1"/>
+      <w:numFmt w:val="bullet"/>
+      <w:lvlText w:val=""/>
+      <w:lvlJc w:val="left"/>
+      <w:pPr>
+        <w:tabs>
+          <w:tab w:val="num" w:pos="720"/>
+        </w:tabs>
+        <w:ind w:left="720" w:hanging="360"/>
+      </w:pPr>
+      <w:rPr>
+        <w:rFonts w:ascii="Symbol" w:hAnsi="Symbol" w:hint="default"/>
+        <w:sz w:val="20"/>
+      </w:rPr>
+    </w:lvl>
+    <w:lvl w:ilvl="1" w:tentative="1">
+      <w:start w:val="1"/>
+      <w:numFmt w:val="bullet"/>
+      <w:lvlText w:val="o"/>
+      <w:lvlJc w:val="left"/>
+      <w:pPr>
+        <w:tabs>
+          <w:tab w:val="num" w:pos="1440"/>
+        </w:tabs>
+        <w:ind w:left="1440" w:hanging="360"/>
+      </w:pPr>
+      <w:rPr>
+        <w:rFonts w:ascii="Courier New" w:hAnsi="Courier New" w:hint="default"/>
+        <w:sz w:val="20"/>
+      </w:rPr>
+    </w:lvl>
+    <w:lvl w:ilvl="2" w:tentative="1">
+      <w:start w:val="1"/>
+      <w:numFmt w:val="bullet"/>
+      <w:lvlText w:val=""/>
+      <w:lvlJc w:val="left"/>
+      <w:pPr>
+        <w:tabs>
+          <w:tab w:val="num" w:pos="2160"/>
+        </w:tabs>
+        <w:ind w:left="2160" w:hanging="360"/>
+      </w:pPr>
+      <w:rPr>
+        <w:rFonts w:ascii="Wingdings" w:hAnsi="Wingdings" w:hint="default"/>
+        <w:sz w:val="20"/>
+      </w:rPr>
+    </w:lvl>
+    <w:lvl w:ilvl="3" w:tentative="1">
+      <w:start w:val="1"/>
+      <w:numFmt w:val="bullet"/>
+      <w:lvlText w:val=""/>
+      <w:lvlJc w:val="left"/>
+      <w:pPr>
+        <w:tabs>
+          <w:tab w:val="num" w:pos="2880"/>
+        </w:tabs>
+        <w:ind w:left="2880" w:hanging="360"/>
+      </w:pPr>
+      <w:rPr>
+        <w:rFonts w:ascii="Wingdings" w:hAnsi="Wingdings" w:hint="default"/>
+        <w:sz w:val="20"/>
+      </w:rPr>
+    </w:lvl>
+    <w:lvl w:ilvl="4" w:tentative="1">
+      <w:start w:val="1"/>
+      <w:numFmt w:val="bullet"/>
+      <w:lvlText w:val=""/>
+      <w:lvlJc w:val="left"/>
+      <w:pPr>
+        <w:tabs>
+          <w:tab w:val="num" w:pos="3600"/>
+        </w:tabs>
+        <w:ind w:left="3600" w:hanging="360"/>
+      </w:pPr>
+      <w:rPr>
+        <w:rFonts w:ascii="Wingdings" w:hAnsi="Wingdings" w:hint="default"/>
+        <w:sz w:val="20"/>
+      </w:rPr>
+    </w:lvl>
+    <w:lvl w:ilvl="5" w:tentative="1">
+      <w:start w:val="1"/>
+      <w:numFmt w:val="bullet"/>
+      <w:lvlText w:val=""/>
+      <w:lvlJc w:val="left"/>
+      <w:pPr>
+        <w:tabs>
+          <w:tab w:val="num" w:pos="4320"/>
+        </w:tabs>
+        <w:ind w:left="4320" w:hanging="360"/>
+      </w:pPr>
+      <w:rPr>
+        <w:rFonts w:ascii="Wingdings" w:hAnsi="Wingdings" w:hint="default"/>
+        <w:sz w:val="20"/>
+      </w:rPr>
+    </w:lvl>
+    <w:lvl w:ilvl="6" w:tentative="1">
+      <w:start w:val="1"/>
+      <w:numFmt w:val="bullet"/>
+      <w:lvlText w:val=""/>
+      <w:lvlJc w:val="left"/>
+      <w:pPr>
+        <w:tabs>
+          <w:tab w:val="num" w:pos="5040"/>
+        </w:tabs>
+        <w:ind w:left="5040" w:hanging="360"/>
+      </w:pPr>
+      <w:rPr>
+        <w:rFonts w:ascii="Wingdings" w:hAnsi="Wingdings" w:hint="default"/>
+        <w:sz w:val="20"/>
+      </w:rPr>
+    </w:lvl>
+    <w:lvl w:ilvl="7" w:tentative="1">
+      <w:start w:val="1"/>
+      <w:numFmt w:val="bullet"/>
+      <w:lvlText w:val=""/>
+      <w:lvlJc w:val="left"/>
+      <w:pPr>
+        <w:tabs>
+          <w:tab w:val="num" w:pos="5760"/>
+        </w:tabs>
+        <w:ind w:left="5760" w:hanging="360"/>
+      </w:pPr>
+      <w:rPr>
+        <w:rFonts w:ascii="Wingdings" w:hAnsi="Wingdings" w:hint="default"/>
+        <w:sz w:val="20"/>
+      </w:rPr>
+    </w:lvl>
+    <w:lvl w:ilvl="8" w:tentative="1">
+      <w:start w:val="1"/>
+      <w:numFmt w:val="bullet"/>
+      <w:lvlText w:val=""/>
+      <w:lvlJc w:val="left"/>
+      <w:pPr>
+        <w:tabs>
+          <w:tab w:val="num" w:pos="6480"/>
+        </w:tabs>
+        <w:ind w:left="6480" w:hanging="360"/>
+      </w:pPr>
+      <w:rPr>
+        <w:rFonts w:ascii="Wingdings" w:hAnsi="Wingdings" w:hint="default"/>
+        <w:sz w:val="20"/>
+      </w:rPr>
+    </w:lvl>
+  </w:abstractNum>
+  <w:num w:numId="1" w16cid:durableId="101147497">
+    <w:abstractNumId w:val="0"/>
+  </w:num>
+</w:numbering>
 </file>
 
 <file path=word/styles.xml><?xml version="1.0" encoding="utf-8"?>
